--- a/daily-reports/2026-10-09/report.docx
+++ b/daily-reports/2026-10-09/report.docx
@@ -12,7 +12,7 @@
     </w:p>
     <w:p>
       <w:r>
-        <w:t>数据统计：GitHub 热榜 5 项 · AI 动态 4 条 · 中文介绍由 DeepSeek 生成</w:t>
+        <w:t>数据统计：GitHub 热榜 5 项 · AI 动态 5 条 · 中文介绍由 DeepSeek 生成</w:t>
       </w:r>
     </w:p>
     <w:p>
@@ -28,28 +28,28 @@
         <w:pStyle w:val="Heading2"/>
       </w:pPr>
       <w:r>
-        <w:t>1. openai/math  ⭐ 12,458</w:t>
+        <w:t>1. openai/math  ⭐ 12,488</w:t>
       </w:r>
     </w:p>
     <w:p>
       <w:r>
-        <w:t>语言：Lean ｜ Stars：12,458 ｜ Forks：1,305</w:t>
+        <w:t>语言：Lean ｜ Stars：12,488 ｜ Forks：1,307</w:t>
         <w:br/>
       </w:r>
       <w:r>
-        <w:t>这是什么：这是一个由 OpenAI 发起的数学项目，使用 Lean 这种数学证明语言来形式化数学知识。简单说，就是把数学定理和证明写成计算机能检查的代码，确保每一步推理都严谨无误。</w:t>
+        <w:t>这是什么：这是 OpenAI 开源的一个数学项目，用 Lean 这种数学证明语言来形式化数学知识。简单说，就是让计算机能理解和验证数学定理。</w:t>
         <w:br/>
       </w:r>
       <w:r>
-        <w:t>能用来做什么：可以用来验证数学证明的正确性，或者作为教学工具帮助理解数学逻辑。比如，你可以用它来检查自己写的证明是否成立。</w:t>
+        <w:t>能用来做什么：可以用来辅助数学研究，比如验证证明的正确性，或者作为教学工具帮助理解数学逻辑。</w:t>
         <w:br/>
       </w:r>
       <w:r>
-        <w:t>适用领域：数学研究、形式化验证、教育、人工智能</w:t>
+        <w:t>适用领域：数学研究、形式化验证、教育</w:t>
         <w:br/>
       </w:r>
       <w:r>
-        <w:t>对新手有什么帮助：适合对数学和逻辑感兴趣的新手，通过实际例子学习如何用计算机验证数学证明，培养严谨的思维。</w:t>
+        <w:t>对新手有什么帮助：适合对数学和逻辑感兴趣的新手，能让你了解如何用计算机验证数学证明，培养严谨思维。</w:t>
         <w:br/>
       </w:r>
       <w:r>
@@ -61,28 +61,28 @@
         <w:pStyle w:val="Heading2"/>
       </w:pPr>
       <w:r>
-        <w:t>2. alchaincyf/huashu-art-motion  ⭐ 2,632</w:t>
+        <w:t>2. alchaincyf/huashu-art-motion  ⭐ 2,648</w:t>
       </w:r>
     </w:p>
     <w:p>
       <w:r>
-        <w:t>语言：JavaScript ｜ Stars：2,632 ｜ Forks：275</w:t>
+        <w:t>语言：JavaScript ｜ Stars：2,648 ｜ Forks：277</w:t>
         <w:br/>
       </w:r>
       <w:r>
-        <w:t>这是什么：这是一个艺术动画工具，提供了 35 种艺术风格和 9 种解说语法，让你用代码就能让静态的画动起来。即使不会画画，也能通过编程创作出有风格的动画。</w:t>
+        <w:t>这是什么：这是一个艺术动画工具，提供了 35 种艺术风格和 9 种解说语法，让你用代码就能让画动起来。</w:t>
         <w:br/>
       </w:r>
       <w:r>
-        <w:t>能用来做什么：可以用它制作艺术动画短片、动态海报，或者为视频添加动画解说。比如，把一张图片变成有解说文字的动画。</w:t>
+        <w:t>能用来做什么：可以用来制作创意动画、教学演示或艺术项目，比如把静态图片变成动态视频。</w:t>
         <w:br/>
       </w:r>
       <w:r>
-        <w:t>适用领域：艺术创作、动画制作、教育、广告、社交媒体</w:t>
+        <w:t>适用领域：创意编程、艺术设计、教育演示</w:t>
         <w:br/>
       </w:r>
       <w:r>
-        <w:t>对新手有什么帮助：适合零基础想学动画和编程的新手，通过简单的代码就能做出好看的动画，激发创意，同时学习 JavaScript 基础。</w:t>
+        <w:t>对新手有什么帮助：适合零基础想学动画的人，通过简单的代码就能做出艺术效果，激发创造力。</w:t>
         <w:br/>
       </w:r>
       <w:r>
@@ -94,28 +94,28 @@
         <w:pStyle w:val="Heading2"/>
       </w:pPr>
       <w:r>
-        <w:t>3. kargulstudio/sales-crm  ⭐ 1,659</w:t>
+        <w:t>3. kargulstudio/sales-crm  ⭐ 1,661</w:t>
       </w:r>
     </w:p>
     <w:p>
       <w:r>
-        <w:t>语言：TypeScript ｜ Stars：1,659 ｜ Forks：360</w:t>
+        <w:t>语言：TypeScript ｜ Stars：1,661 ｜ Forks：360</w:t>
         <w:br/>
       </w:r>
       <w:r>
-        <w:t>这是什么：这是一个销售客户关系管理（CRM）系统，帮助企业管理客户信息、跟踪销售机会和优化销售流程。用 TypeScript 编写，适合团队协作。</w:t>
+        <w:t>这是什么：这是一个销售客户关系管理（CRM）系统，用 TypeScript 编写，帮助企业跟踪客户信息和销售流程。</w:t>
         <w:br/>
       </w:r>
       <w:r>
-        <w:t>能用来做什么：可以用来记录客户联系方式、跟进销售进度、分析销售数据。比如，销售团队可以用它来管理潜在客户，提高成交率。</w:t>
+        <w:t>能用来做什么：可以用来管理客户资料、记录销售机会、分析销售数据，适合中小企业或销售团队使用。</w:t>
         <w:br/>
       </w:r>
       <w:r>
-        <w:t>适用领域：销售管理、客户关系、企业软件、数据分析</w:t>
+        <w:t>适用领域：企业销售、客户管理、数据分析</w:t>
         <w:br/>
       </w:r>
       <w:r>
-        <w:t>对新手有什么帮助：适合想了解企业级应用开发的新手，通过阅读代码学习如何构建一个完整的 CRM 系统，掌握 TypeScript 和前端后端技术。</w:t>
+        <w:t>对新手有什么帮助：适合想学习 CRM 系统开发的新手，可以了解如何构建一个完整的销售管理工具。</w:t>
         <w:br/>
       </w:r>
       <w:r>
@@ -127,28 +127,28 @@
         <w:pStyle w:val="Heading2"/>
       </w:pPr>
       <w:r>
-        <w:t>4. nullmoth/nvidia-macos-driver  ⭐ 1,427</w:t>
+        <w:t>4. nullmoth/nvidia-macos-driver  ⭐ 1,442</w:t>
       </w:r>
     </w:p>
     <w:p>
       <w:r>
-        <w:t>语言：Rust ｜ Stars：1,427 ｜ Forks：130</w:t>
+        <w:t>语言：Rust ｜ Stars：1,442 ｜ Forks：131</w:t>
         <w:br/>
       </w:r>
       <w:r>
-        <w:t>这是什么：这是一个让 NVIDIA GeForce RTX 显卡在 macOS 15 Sequoia 系统上工作的驱动程序，基于 Metal 图形接口。它免费且包含源代码，主要面向使用 Intel 处理器和 OpenCore 引导的黑苹果用户。</w:t>
+        <w:t>这是什么：这是一个让 NVIDIA GeForce RTX 显卡在 macOS 15 Sequoia 上工作的驱动，基于 Metal 技术，免费且开源。</w:t>
         <w:br/>
       </w:r>
       <w:r>
-        <w:t>能用来做什么：如果你在 macOS 上使用 NVIDIA 显卡，这个驱动可以让你正常使用显卡功能，比如玩游戏、做图形设计。</w:t>
+        <w:t>能用来做什么：如果你在 Intel Mac 或 OpenCore 黑苹果上使用 NVIDIA 显卡，可以用这个驱动来获得图形加速。</w:t>
         <w:br/>
       </w:r>
       <w:r>
-        <w:t>适用领域：操作系统、硬件驱动、黑苹果、图形处理</w:t>
+        <w:t>适用领域：macOS 系统、显卡驱动、黑苹果</w:t>
         <w:br/>
       </w:r>
       <w:r>
-        <w:t>对新手有什么帮助：适合喜欢折腾电脑硬件和系统的新手，可以学习如何为不兼容的硬件编写驱动，了解操作系统和硬件交互的原理。</w:t>
+        <w:t>对新手有什么帮助：适合喜欢折腾黑苹果或需要在 Mac 上使用 NVIDIA 显卡的用户，能解决显卡不兼容的问题。</w:t>
         <w:br/>
       </w:r>
       <w:r>
@@ -160,28 +160,28 @@
         <w:pStyle w:val="Heading2"/>
       </w:pPr>
       <w:r>
-        <w:t>5. mhtsec/ARTEX  ⭐ 1,318</w:t>
+        <w:t>5. mhtsec/ARTEX  ⭐ 1,357</w:t>
       </w:r>
     </w:p>
     <w:p>
       <w:r>
-        <w:t>语言：Go ｜ Stars：1,318 ｜ Forks：3,101</w:t>
+        <w:t>语言：Go ｜ Stars：1,357 ｜ Forks：3,173</w:t>
         <w:br/>
       </w:r>
       <w:r>
-        <w:t>这是什么：这是一个 AI 自主渗透测试系统，能够自动发现和利用网络漏洞。它曾获得百度“agent+”攻防挑战赛冠军，用 Go 语言编写。</w:t>
+        <w:t>这是什么：这是一个 AI 自主渗透测试系统，曾获得百度“agent+”攻防挑战赛冠军。它能自动检测网络漏洞。</w:t>
         <w:br/>
       </w:r>
       <w:r>
-        <w:t>能用来做什么：可以用来进行网络安全测试，模拟黑客攻击来评估系统安全性。比如，企业可以用它来检测自己的网络防御是否牢固。</w:t>
+        <w:t>能用来做什么：可以用来进行安全测试，比如模拟黑客攻击来发现系统弱点，适合安全研究人员。</w:t>
         <w:br/>
       </w:r>
       <w:r>
-        <w:t>适用领域：网络安全、渗透测试、人工智能、攻防演练</w:t>
+        <w:t>适用领域：网络安全、渗透测试、AI 攻防</w:t>
         <w:br/>
       </w:r>
       <w:r>
-        <w:t>对新手有什么帮助：适合对网络安全感兴趣的新手，通过研究这个项目了解渗透测试的基本流程和 AI 在安全领域的应用，但请注意合法使用。</w:t>
+        <w:t>对新手有什么帮助：适合对网络安全感兴趣的新手，可以了解 AI 如何用于攻防实战，提升安全技能。</w:t>
         <w:br/>
       </w:r>
       <w:r>
@@ -212,7 +212,7 @@
         <w:t>AI-ready biological data: $1.8B global commitment</w:t>
       </w:r>
       <w:r>
-        <w:t>（👍 112）</w:t>
+        <w:t>（👍 113）</w:t>
       </w:r>
       <w:r>
         <w:br/>
@@ -220,7 +220,7 @@
       </w:r>
       <w:r>
         <w:br/>
-        <w:t>摘要：一项总额18亿美元的全球承诺宣布，旨在构建“AI就绪”的生物数据基础设施，让生物医学数据更易被AI模型使用。这反映出资本正加速涌入AI与生命科学的交叉领域。</w:t>
+        <w:t>摘要：一项总额18亿美元的全球承诺宣布，旨在构建AI就绪的生物数据基础设施。这标志着AI在生命科学领域的应用正获得大规模资金支持，有望加速药物发现和精准医疗。</w:t>
       </w:r>
     </w:p>
     <w:p>
@@ -239,7 +239,31 @@
       </w:r>
       <w:r>
         <w:br/>
-        <w:t>摘要：有人利用大语言模型将TypeScript编译器、类型检查器和语言服务器移植到Rust，展示了LLM在大型代码库跨语言迁移上的潜力。这类实验可能改变未来编译器与开发工具的构建方式。</w:t>
+        <w:t>摘要：有开发者利用大型语言模型将TypeScript编译器、类型检查器和语言服务器协议（LSP）移植到Rust。这展示了LLM在复杂软件工程任务中的潜力，可能推动Rust生态在前端工具链中的采用。</w:t>
+      </w:r>
+    </w:p>
+    <w:p>
+      <w:pPr>
+        <w:pStyle w:val="Heading2"/>
+      </w:pPr>
+      <w:r>
+        <w:t>arXiv cs.AI</w:t>
+      </w:r>
+    </w:p>
+    <w:p>
+      <w:r>
+        <w:rPr>
+          <w:b/>
+        </w:rPr>
+        <w:t>On the estimation and validity of AI time horizons---a statistical look at the METR plot</w:t>
+      </w:r>
+      <w:r>
+        <w:br/>
+        <w:t>https://arxiv.org/abs/2610.12466v1</w:t>
+      </w:r>
+      <w:r>
+        <w:br/>
+        <w:t>摘要：一篇arXiv论文从统计学角度审视METR（模型评估与威胁研究）图表，探讨AI时间跨度的估计与有效性。该研究对评估AI能力进展的方法论提出批判性分析，值得关注其结论对AI安全讨论的影响。</w:t>
       </w:r>
     </w:p>
     <w:p>
@@ -263,7 +287,7 @@
       </w:r>
       <w:r>
         <w:br/>
-        <w:t>摘要：文章介绍作者仅花5元就做出了一款“邪恶老奶版GTA 6”风格的游戏，展示了低成本AI工具在游戏开发中的创意应用。这体现了生成式AI正大幅降低个人开发者的创作门槛。</w:t>
+        <w:t>摘要：量子位报道，作者仅花费5元就制作了一个“邪恶老奶版”《GTA 6》游戏。这体现了AI工具在游戏开发中的低成本创意应用，可能激发更多个人开发者利用AI进行游戏创作。</w:t>
       </w:r>
     </w:p>
     <w:p>
@@ -287,7 +311,7 @@
       </w:r>
       <w:r>
         <w:br/>
-        <w:t>摘要：据报道，Anthropic的Claude已悄然上线中文版本，可能意味着其正在拓展中文市场。此举值得关注，因为中文大模型市场竞争将因国际玩家入局而进一步加剧。</w:t>
+        <w:t>摘要：新智元报道，Anthropic的Claude中文版已悄然上线。这意味着中国用户可以直接使用Claude进行中文对话，可能加剧国内AI助手市场的竞争，并为用户提供更多选择。</w:t>
       </w:r>
     </w:p>
     <w:sectPr>
